--- a/NSRC-Flex-Cadre_Manual.docx
+++ b/NSRC-Flex-Cadre_Manual.docx
@@ -270,11 +270,6 @@
                 </w:pict>
               </mc:Fallback>
             </mc:AlternateContent>
-          </w:r>
-          <w:r>
-            <w:rPr>
-              <w:noProof/>
-            </w:rPr>
             <mc:AlternateContent>
               <mc:Choice Requires="wps">
                 <w:drawing>
@@ -510,11 +505,6 @@
                 </w:pict>
               </mc:Fallback>
             </mc:AlternateContent>
-          </w:r>
-          <w:r>
-            <w:rPr>
-              <w:noProof/>
-            </w:rPr>
             <w:drawing>
               <wp:inline distT="0" distB="0" distL="0" distR="0" wp14:anchorId="21E30765" wp14:editId="076234A8">
                 <wp:extent cx="1524000" cy="1524000"/>
@@ -556,11 +546,6 @@
                 </a:graphic>
               </wp:inline>
             </w:drawing>
-          </w:r>
-          <w:r>
-            <w:rPr>
-              <w:noProof/>
-            </w:rPr>
             <mc:AlternateContent>
               <mc:Choice Requires="wps">
                 <w:drawing>
@@ -861,46 +846,10 @@
                 <w:webHidden/>
               </w:rPr>
               <w:tab/>
-            </w:r>
-            <w:r>
-              <w:rPr>
-                <w:noProof/>
-                <w:webHidden/>
-              </w:rPr>
               <w:fldChar w:fldCharType="begin"/>
-            </w:r>
-            <w:r>
-              <w:rPr>
-                <w:noProof/>
-                <w:webHidden/>
-              </w:rPr>
               <w:instrText xml:space="preserve"> PAGEREF _Toc238583333 \h </w:instrText>
-            </w:r>
-            <w:r>
-              <w:rPr>
-                <w:noProof/>
-                <w:webHidden/>
-              </w:rPr>
-            </w:r>
-            <w:r>
-              <w:rPr>
-                <w:noProof/>
-                <w:webHidden/>
-              </w:rPr>
               <w:fldChar w:fldCharType="separate"/>
-            </w:r>
-            <w:r>
-              <w:rPr>
-                <w:noProof/>
-                <w:webHidden/>
-              </w:rPr>
               <w:t>2</w:t>
-            </w:r>
-            <w:r>
-              <w:rPr>
-                <w:noProof/>
-                <w:webHidden/>
-              </w:rPr>
               <w:fldChar w:fldCharType="end"/>
             </w:r>
           </w:hyperlink>
@@ -936,46 +885,10 @@
                 <w:webHidden/>
               </w:rPr>
               <w:tab/>
-            </w:r>
-            <w:r>
-              <w:rPr>
-                <w:noProof/>
-                <w:webHidden/>
-              </w:rPr>
               <w:fldChar w:fldCharType="begin"/>
-            </w:r>
-            <w:r>
-              <w:rPr>
-                <w:noProof/>
-                <w:webHidden/>
-              </w:rPr>
               <w:instrText xml:space="preserve"> PAGEREF _Toc238583334 \h </w:instrText>
-            </w:r>
-            <w:r>
-              <w:rPr>
-                <w:noProof/>
-                <w:webHidden/>
-              </w:rPr>
-            </w:r>
-            <w:r>
-              <w:rPr>
-                <w:noProof/>
-                <w:webHidden/>
-              </w:rPr>
               <w:fldChar w:fldCharType="separate"/>
-            </w:r>
-            <w:r>
-              <w:rPr>
-                <w:noProof/>
-                <w:webHidden/>
-              </w:rPr>
               <w:t>2</w:t>
-            </w:r>
-            <w:r>
-              <w:rPr>
-                <w:noProof/>
-                <w:webHidden/>
-              </w:rPr>
               <w:fldChar w:fldCharType="end"/>
             </w:r>
           </w:hyperlink>
@@ -1011,46 +924,10 @@
                 <w:webHidden/>
               </w:rPr>
               <w:tab/>
-            </w:r>
-            <w:r>
-              <w:rPr>
-                <w:noProof/>
-                <w:webHidden/>
-              </w:rPr>
               <w:fldChar w:fldCharType="begin"/>
-            </w:r>
-            <w:r>
-              <w:rPr>
-                <w:noProof/>
-                <w:webHidden/>
-              </w:rPr>
               <w:instrText xml:space="preserve"> PAGEREF _Toc238583335 \h </w:instrText>
-            </w:r>
-            <w:r>
-              <w:rPr>
-                <w:noProof/>
-                <w:webHidden/>
-              </w:rPr>
-            </w:r>
-            <w:r>
-              <w:rPr>
-                <w:noProof/>
-                <w:webHidden/>
-              </w:rPr>
               <w:fldChar w:fldCharType="separate"/>
-            </w:r>
-            <w:r>
-              <w:rPr>
-                <w:noProof/>
-                <w:webHidden/>
-              </w:rPr>
               <w:t>3</w:t>
-            </w:r>
-            <w:r>
-              <w:rPr>
-                <w:noProof/>
-                <w:webHidden/>
-              </w:rPr>
               <w:fldChar w:fldCharType="end"/>
             </w:r>
           </w:hyperlink>
@@ -1086,46 +963,10 @@
                 <w:webHidden/>
               </w:rPr>
               <w:tab/>
-            </w:r>
-            <w:r>
-              <w:rPr>
-                <w:noProof/>
-                <w:webHidden/>
-              </w:rPr>
               <w:fldChar w:fldCharType="begin"/>
-            </w:r>
-            <w:r>
-              <w:rPr>
-                <w:noProof/>
-                <w:webHidden/>
-              </w:rPr>
               <w:instrText xml:space="preserve"> PAGEREF _Toc238583336 \h </w:instrText>
-            </w:r>
-            <w:r>
-              <w:rPr>
-                <w:noProof/>
-                <w:webHidden/>
-              </w:rPr>
-            </w:r>
-            <w:r>
-              <w:rPr>
-                <w:noProof/>
-                <w:webHidden/>
-              </w:rPr>
               <w:fldChar w:fldCharType="separate"/>
-            </w:r>
-            <w:r>
-              <w:rPr>
-                <w:noProof/>
-                <w:webHidden/>
-              </w:rPr>
               <w:t>4</w:t>
-            </w:r>
-            <w:r>
-              <w:rPr>
-                <w:noProof/>
-                <w:webHidden/>
-              </w:rPr>
               <w:fldChar w:fldCharType="end"/>
             </w:r>
           </w:hyperlink>
@@ -1161,46 +1002,10 @@
                 <w:webHidden/>
               </w:rPr>
               <w:tab/>
-            </w:r>
-            <w:r>
-              <w:rPr>
-                <w:noProof/>
-                <w:webHidden/>
-              </w:rPr>
               <w:fldChar w:fldCharType="begin"/>
-            </w:r>
-            <w:r>
-              <w:rPr>
-                <w:noProof/>
-                <w:webHidden/>
-              </w:rPr>
               <w:instrText xml:space="preserve"> PAGEREF _Toc238583337 \h </w:instrText>
-            </w:r>
-            <w:r>
-              <w:rPr>
-                <w:noProof/>
-                <w:webHidden/>
-              </w:rPr>
-            </w:r>
-            <w:r>
-              <w:rPr>
-                <w:noProof/>
-                <w:webHidden/>
-              </w:rPr>
               <w:fldChar w:fldCharType="separate"/>
-            </w:r>
-            <w:r>
-              <w:rPr>
-                <w:noProof/>
-                <w:webHidden/>
-              </w:rPr>
               <w:t>15</w:t>
-            </w:r>
-            <w:r>
-              <w:rPr>
-                <w:noProof/>
-                <w:webHidden/>
-              </w:rPr>
               <w:fldChar w:fldCharType="end"/>
             </w:r>
           </w:hyperlink>
@@ -1304,7 +1109,7 @@
     </w:p>
     <w:p>
       <w:r>
-        <w:t>The files for this project are stored in two Guthub repositories:</w:t>
+        <w:t xml:space="preserve">The files for this project are stored in four Guthub repositories:</w:t>
       </w:r>
     </w:p>
     <w:p>
@@ -1351,7 +1156,21 @@
     </w:p>
     <w:p>
       <w:r>
-        <w:t>A copy of this document is stored in the VPN Creation Files repository.</w:t>
+        <w:tab/>
+        <w:t xml:space="preserve">Documentation - </w:t>
+      </w:r>
+      <w:hyperlink r:id="rId35" w:history="1">
+        <w:r>
+          <w:rPr>
+            <w:rStyle w:val="Hyperlink"/>
+          </w:rPr>
+          <w:t>https://github.com/mboroff/nsrc-scheduler-documentation/tree/main</w:t>
+        </w:r>
+      </w:hyperlink>
+    </w:p>
+    <w:p>
+      <w:r>
+        <w:t xml:space="preserve">A copy of this document is stored in the Documentation  Files repository.</w:t>
       </w:r>
     </w:p>
     <w:p/>
@@ -1392,25 +1211,13 @@
       <w:r>
         <w:tab/>
         <w:t>MundeleinVPN</w:t>
-      </w:r>
-      <w:r>
         <w:br/>
-      </w:r>
-      <w:r>
         <w:tab/>
         <w:t>NorthbrookVPN</w:t>
-      </w:r>
-      <w:r>
         <w:br/>
-      </w:r>
-      <w:r>
         <w:tab/>
         <w:t>NorthfieldVPN</w:t>
-      </w:r>
-      <w:r>
         <w:br/>
-      </w:r>
-      <w:r>
         <w:tab/>
         <w:t>SkokieVPN</w:t>
       </w:r>
@@ -1440,19 +1247,7 @@
     </w:p>
     <w:p>
       <w:r>
-        <w:t xml:space="preserve">To add a user to the VPN, Marty uses the VPN server admin tool to create a user id. This is usually the user’s call sign. He assigns a password and saves the information. Then on a windows computer, the </w:t>
-      </w:r>
-      <w:r>
-        <w:t>Create-VPN-Package-and-letter-prompt-HTML</w:t>
-      </w:r>
-      <w:r>
-        <w:t>.bat is run. This .bat file prompts for the name of the VPN connection, call sign and password. The .bat file is uploaded to Dropbox and the link is copy and pasted into the prompt.</w:t>
-      </w:r>
-      <w:r>
-        <w:t xml:space="preserve"> </w:t>
-      </w:r>
-      <w:r>
-        <w:t>Then it generates a .bat file and three html files for use with creating an email to send to the user.</w:t>
+        <w:t xml:space="preserve">To add a user to the VPN, Marty uses the VPN server admin tool to create a user id. This is usually the user’s call sign. He assigns a password and saves the information. Then on a windows computer, the Create-VPN-Package-and-letter-prompt-HTML.bat is run. This .bat file prompts for the name of the VPN connection, call sign and password. The .bat file is uploaded to Dropbox and the link is copy and pasted into the prompt. Then it generates a .bat file and three html files for use with creating an email to send to the user.</w:t>
       </w:r>
     </w:p>
     <w:p/>
@@ -2017,19 +1812,7 @@
     <w:p>
       <w:r>
         <w:lastRenderedPageBreak/>
-        <w:t>Clicking on a</w:t>
-      </w:r>
-      <w:r>
-        <w:t>n Activate</w:t>
-      </w:r>
-      <w:r>
-        <w:t xml:space="preserve"> radio</w:t>
-      </w:r>
-      <w:r>
-        <w:t xml:space="preserve"> button</w:t>
-      </w:r>
-      <w:r>
-        <w:t xml:space="preserve"> will display a count down until the radio will be available to SmartLink.</w:t>
+        <w:t xml:space="preserve">Clicking on an Activate radio button will display a count down until the radio will be available to SmartLink.</w:t>
       </w:r>
     </w:p>
     <w:p/>
@@ -2042,7 +1825,7 @@
           <w:noProof/>
         </w:rPr>
         <w:drawing>
-          <wp:inline distT="0" distB="0" distL="0" distR="0" wp14:anchorId="3C7C1AD1" wp14:editId="0C05CE42">
+          <wp:inline distT="0" distB="0" distL="0" distR="0" wp14:anchorId="3C7C1AD1" wp14:editId="463F1839">
             <wp:extent cx="5200502" cy="3481447"/>
             <wp:effectExtent l="0" t="0" r="0" b="0"/>
             <wp:docPr id="1738766215" name="Picture 8"/>
@@ -2092,13 +1875,7 @@
     <w:p>
       <w:r>
         <w:lastRenderedPageBreak/>
-        <w:t>Once you see the SmartLink is available close the browser or the tab and then bring up SmartSDR</w:t>
-      </w:r>
-      <w:r>
-        <w:t xml:space="preserve"> application</w:t>
-      </w:r>
-      <w:r>
-        <w:t>.</w:t>
+        <w:t xml:space="preserve">Once you see the SmartLink is available close the browser or the tab and then bring up SmartSDR application.</w:t>
       </w:r>
     </w:p>
     <w:p>
@@ -2600,7 +2377,7 @@
       <w:rPr>
         <w:noProof/>
       </w:rPr>
-      <w:t>August 25, 2026</w:t>
+      <w:t>August 26, 2026</w:t>
     </w:r>
     <w:r>
       <w:fldChar w:fldCharType="end"/>
@@ -2637,7 +2414,7 @@
       <w:rPr>
         <w:noProof/>
       </w:rPr>
-      <w:t>August 25, 2026</w:t>
+      <w:t>August 26, 2026</w:t>
     </w:r>
     <w:r>
       <w:fldChar w:fldCharType="end"/>

--- a/NSRC-Flex-Cadre_Manual.docx
+++ b/NSRC-Flex-Cadre_Manual.docx
@@ -270,6 +270,11 @@
                 </w:pict>
               </mc:Fallback>
             </mc:AlternateContent>
+          </w:r>
+          <w:r>
+            <w:rPr>
+              <w:noProof/>
+            </w:rPr>
             <mc:AlternateContent>
               <mc:Choice Requires="wps">
                 <w:drawing>
@@ -505,6 +510,11 @@
                 </w:pict>
               </mc:Fallback>
             </mc:AlternateContent>
+          </w:r>
+          <w:r>
+            <w:rPr>
+              <w:noProof/>
+            </w:rPr>
             <w:drawing>
               <wp:inline distT="0" distB="0" distL="0" distR="0" wp14:anchorId="21E30765" wp14:editId="076234A8">
                 <wp:extent cx="1524000" cy="1524000"/>
@@ -546,6 +556,11 @@
                 </a:graphic>
               </wp:inline>
             </w:drawing>
+          </w:r>
+          <w:r>
+            <w:rPr>
+              <w:noProof/>
+            </w:rPr>
             <mc:AlternateContent>
               <mc:Choice Requires="wps">
                 <w:drawing>
@@ -846,10 +861,46 @@
                 <w:webHidden/>
               </w:rPr>
               <w:tab/>
+            </w:r>
+            <w:r>
+              <w:rPr>
+                <w:noProof/>
+                <w:webHidden/>
+              </w:rPr>
               <w:fldChar w:fldCharType="begin"/>
+            </w:r>
+            <w:r>
+              <w:rPr>
+                <w:noProof/>
+                <w:webHidden/>
+              </w:rPr>
               <w:instrText xml:space="preserve"> PAGEREF _Toc238583333 \h </w:instrText>
+            </w:r>
+            <w:r>
+              <w:rPr>
+                <w:noProof/>
+                <w:webHidden/>
+              </w:rPr>
+            </w:r>
+            <w:r>
+              <w:rPr>
+                <w:noProof/>
+                <w:webHidden/>
+              </w:rPr>
               <w:fldChar w:fldCharType="separate"/>
+            </w:r>
+            <w:r>
+              <w:rPr>
+                <w:noProof/>
+                <w:webHidden/>
+              </w:rPr>
               <w:t>2</w:t>
+            </w:r>
+            <w:r>
+              <w:rPr>
+                <w:noProof/>
+                <w:webHidden/>
+              </w:rPr>
               <w:fldChar w:fldCharType="end"/>
             </w:r>
           </w:hyperlink>
@@ -885,10 +936,46 @@
                 <w:webHidden/>
               </w:rPr>
               <w:tab/>
+            </w:r>
+            <w:r>
+              <w:rPr>
+                <w:noProof/>
+                <w:webHidden/>
+              </w:rPr>
               <w:fldChar w:fldCharType="begin"/>
+            </w:r>
+            <w:r>
+              <w:rPr>
+                <w:noProof/>
+                <w:webHidden/>
+              </w:rPr>
               <w:instrText xml:space="preserve"> PAGEREF _Toc238583334 \h </w:instrText>
+            </w:r>
+            <w:r>
+              <w:rPr>
+                <w:noProof/>
+                <w:webHidden/>
+              </w:rPr>
+            </w:r>
+            <w:r>
+              <w:rPr>
+                <w:noProof/>
+                <w:webHidden/>
+              </w:rPr>
               <w:fldChar w:fldCharType="separate"/>
+            </w:r>
+            <w:r>
+              <w:rPr>
+                <w:noProof/>
+                <w:webHidden/>
+              </w:rPr>
               <w:t>2</w:t>
+            </w:r>
+            <w:r>
+              <w:rPr>
+                <w:noProof/>
+                <w:webHidden/>
+              </w:rPr>
               <w:fldChar w:fldCharType="end"/>
             </w:r>
           </w:hyperlink>
@@ -924,10 +1011,46 @@
                 <w:webHidden/>
               </w:rPr>
               <w:tab/>
+            </w:r>
+            <w:r>
+              <w:rPr>
+                <w:noProof/>
+                <w:webHidden/>
+              </w:rPr>
               <w:fldChar w:fldCharType="begin"/>
+            </w:r>
+            <w:r>
+              <w:rPr>
+                <w:noProof/>
+                <w:webHidden/>
+              </w:rPr>
               <w:instrText xml:space="preserve"> PAGEREF _Toc238583335 \h </w:instrText>
+            </w:r>
+            <w:r>
+              <w:rPr>
+                <w:noProof/>
+                <w:webHidden/>
+              </w:rPr>
+            </w:r>
+            <w:r>
+              <w:rPr>
+                <w:noProof/>
+                <w:webHidden/>
+              </w:rPr>
               <w:fldChar w:fldCharType="separate"/>
+            </w:r>
+            <w:r>
+              <w:rPr>
+                <w:noProof/>
+                <w:webHidden/>
+              </w:rPr>
               <w:t>3</w:t>
+            </w:r>
+            <w:r>
+              <w:rPr>
+                <w:noProof/>
+                <w:webHidden/>
+              </w:rPr>
               <w:fldChar w:fldCharType="end"/>
             </w:r>
           </w:hyperlink>
@@ -963,10 +1086,46 @@
                 <w:webHidden/>
               </w:rPr>
               <w:tab/>
+            </w:r>
+            <w:r>
+              <w:rPr>
+                <w:noProof/>
+                <w:webHidden/>
+              </w:rPr>
               <w:fldChar w:fldCharType="begin"/>
+            </w:r>
+            <w:r>
+              <w:rPr>
+                <w:noProof/>
+                <w:webHidden/>
+              </w:rPr>
               <w:instrText xml:space="preserve"> PAGEREF _Toc238583336 \h </w:instrText>
+            </w:r>
+            <w:r>
+              <w:rPr>
+                <w:noProof/>
+                <w:webHidden/>
+              </w:rPr>
+            </w:r>
+            <w:r>
+              <w:rPr>
+                <w:noProof/>
+                <w:webHidden/>
+              </w:rPr>
               <w:fldChar w:fldCharType="separate"/>
+            </w:r>
+            <w:r>
+              <w:rPr>
+                <w:noProof/>
+                <w:webHidden/>
+              </w:rPr>
               <w:t>4</w:t>
+            </w:r>
+            <w:r>
+              <w:rPr>
+                <w:noProof/>
+                <w:webHidden/>
+              </w:rPr>
               <w:fldChar w:fldCharType="end"/>
             </w:r>
           </w:hyperlink>
@@ -1002,10 +1161,46 @@
                 <w:webHidden/>
               </w:rPr>
               <w:tab/>
+            </w:r>
+            <w:r>
+              <w:rPr>
+                <w:noProof/>
+                <w:webHidden/>
+              </w:rPr>
               <w:fldChar w:fldCharType="begin"/>
+            </w:r>
+            <w:r>
+              <w:rPr>
+                <w:noProof/>
+                <w:webHidden/>
+              </w:rPr>
               <w:instrText xml:space="preserve"> PAGEREF _Toc238583337 \h </w:instrText>
+            </w:r>
+            <w:r>
+              <w:rPr>
+                <w:noProof/>
+                <w:webHidden/>
+              </w:rPr>
+            </w:r>
+            <w:r>
+              <w:rPr>
+                <w:noProof/>
+                <w:webHidden/>
+              </w:rPr>
               <w:fldChar w:fldCharType="separate"/>
+            </w:r>
+            <w:r>
+              <w:rPr>
+                <w:noProof/>
+                <w:webHidden/>
+              </w:rPr>
               <w:t>15</w:t>
+            </w:r>
+            <w:r>
+              <w:rPr>
+                <w:noProof/>
+                <w:webHidden/>
+              </w:rPr>
               <w:fldChar w:fldCharType="end"/>
             </w:r>
           </w:hyperlink>
@@ -1109,7 +1304,7 @@
     </w:p>
     <w:p>
       <w:r>
-        <w:t xml:space="preserve">The files for this project are stored in four Guthub repositories:</w:t>
+        <w:t>The files for this project are stored in four Guthub repositories:</w:t>
       </w:r>
     </w:p>
     <w:p>
@@ -1159,7 +1354,7 @@
         <w:tab/>
         <w:t xml:space="preserve">Documentation - </w:t>
       </w:r>
-      <w:hyperlink r:id="rId35" w:history="1">
+      <w:hyperlink r:id="rId14" w:history="1">
         <w:r>
           <w:rPr>
             <w:rStyle w:val="Hyperlink"/>
@@ -1170,7 +1365,7 @@
     </w:p>
     <w:p>
       <w:r>
-        <w:t xml:space="preserve">A copy of this document is stored in the Documentation  Files repository.</w:t>
+        <w:t>A copy of this document is stored in the Documentation  Files repository.</w:t>
       </w:r>
     </w:p>
     <w:p/>
@@ -1211,13 +1406,25 @@
       <w:r>
         <w:tab/>
         <w:t>MundeleinVPN</w:t>
+      </w:r>
+      <w:r>
         <w:br/>
+      </w:r>
+      <w:r>
         <w:tab/>
         <w:t>NorthbrookVPN</w:t>
+      </w:r>
+      <w:r>
         <w:br/>
+      </w:r>
+      <w:r>
         <w:tab/>
         <w:t>NorthfieldVPN</w:t>
+      </w:r>
+      <w:r>
         <w:br/>
+      </w:r>
+      <w:r>
         <w:tab/>
         <w:t>SkokieVPN</w:t>
       </w:r>
@@ -1231,12 +1438,12 @@
       <w:r>
         <w:tab/>
       </w:r>
-      <w:hyperlink r:id="rId14" w:history="1">
+      <w:hyperlink r:id="rId15" w:history="1">
         <w:r>
           <w:rPr>
             <w:rStyle w:val="Hyperlink"/>
           </w:rPr>
-          <w:t>http://10.0.0.127:8080</w:t>
+          <w:t>Https://mundeleinvpn.ddns.net:8090/</w:t>
         </w:r>
       </w:hyperlink>
     </w:p>
@@ -1247,7 +1454,7 @@
     </w:p>
     <w:p>
       <w:r>
-        <w:t xml:space="preserve">To add a user to the VPN, Marty uses the VPN server admin tool to create a user id. This is usually the user’s call sign. He assigns a password and saves the information. Then on a windows computer, the Create-VPN-Package-and-letter-prompt-HTML.bat is run. This .bat file prompts for the name of the VPN connection, call sign and password. The .bat file is uploaded to Dropbox and the link is copy and pasted into the prompt. Then it generates a .bat file and three html files for use with creating an email to send to the user.</w:t>
+        <w:t>To add a user to the VPN, Marty uses the VPN server admin tool to create a user id. This is usually the user’s call sign. He assigns a password and saves the information. Then on a windows computer, the Create-VPN-Package-and-letter-prompt-HTML.bat is run. This .bat file prompts for the name of the VPN connection, call sign and password. The .bat file is uploaded to Dropbox and the link is copy and pasted into the prompt. Then it generates a .bat file and three html files for use with creating an email to send to the user.</w:t>
       </w:r>
     </w:p>
     <w:p/>
@@ -1290,7 +1497,7 @@
       <w:r>
         <w:t xml:space="preserve">To access the Flex radios users must login to the scheduling system after connecting to our VPN server. Once connected to the server open a browser to </w:t>
       </w:r>
-      <w:hyperlink r:id="rId15" w:history="1">
+      <w:hyperlink r:id="rId16" w:history="1">
         <w:r>
           <w:rPr>
             <w:rStyle w:val="Hyperlink"/>
@@ -1327,7 +1534,7 @@
                     <pic:cNvPicPr/>
                   </pic:nvPicPr>
                   <pic:blipFill>
-                    <a:blip r:embed="rId16" cstate="print">
+                    <a:blip r:embed="rId17" cstate="print">
                       <a:extLst>
                         <a:ext uri="{28A0092B-C50C-407E-A947-70E740481C1C}">
                           <a14:useLocalDpi xmlns:a14="http://schemas.microsoft.com/office/drawing/2010/main" val="0"/>
@@ -1387,7 +1594,7 @@
                     <pic:cNvPicPr/>
                   </pic:nvPicPr>
                   <pic:blipFill>
-                    <a:blip r:embed="rId17" cstate="print">
+                    <a:blip r:embed="rId18" cstate="print">
                       <a:extLst>
                         <a:ext uri="{28A0092B-C50C-407E-A947-70E740481C1C}">
                           <a14:useLocalDpi xmlns:a14="http://schemas.microsoft.com/office/drawing/2010/main" val="0"/>
@@ -1449,7 +1656,7 @@
                     <pic:cNvPicPr/>
                   </pic:nvPicPr>
                   <pic:blipFill>
-                    <a:blip r:embed="rId18" cstate="print">
+                    <a:blip r:embed="rId19" cstate="print">
                       <a:extLst>
                         <a:ext uri="{28A0092B-C50C-407E-A947-70E740481C1C}">
                           <a14:useLocalDpi xmlns:a14="http://schemas.microsoft.com/office/drawing/2010/main" val="0"/>
@@ -1511,7 +1718,7 @@
                     <pic:cNvPicPr/>
                   </pic:nvPicPr>
                   <pic:blipFill>
-                    <a:blip r:embed="rId19" cstate="print">
+                    <a:blip r:embed="rId20" cstate="print">
                       <a:extLst>
                         <a:ext uri="{28A0092B-C50C-407E-A947-70E740481C1C}">
                           <a14:useLocalDpi xmlns:a14="http://schemas.microsoft.com/office/drawing/2010/main" val="0"/>
@@ -1573,7 +1780,7 @@
                     <pic:cNvPicPr/>
                   </pic:nvPicPr>
                   <pic:blipFill>
-                    <a:blip r:embed="rId20" cstate="print">
+                    <a:blip r:embed="rId21" cstate="print">
                       <a:extLst>
                         <a:ext uri="{28A0092B-C50C-407E-A947-70E740481C1C}">
                           <a14:useLocalDpi xmlns:a14="http://schemas.microsoft.com/office/drawing/2010/main" val="0"/>
@@ -1637,7 +1844,7 @@
                     <pic:cNvPicPr/>
                   </pic:nvPicPr>
                   <pic:blipFill>
-                    <a:blip r:embed="rId21" cstate="print">
+                    <a:blip r:embed="rId22" cstate="print">
                       <a:extLst>
                         <a:ext uri="{28A0092B-C50C-407E-A947-70E740481C1C}">
                           <a14:useLocalDpi xmlns:a14="http://schemas.microsoft.com/office/drawing/2010/main" val="0"/>
@@ -1699,7 +1906,7 @@
                     <pic:cNvPicPr/>
                   </pic:nvPicPr>
                   <pic:blipFill>
-                    <a:blip r:embed="rId22" cstate="print">
+                    <a:blip r:embed="rId23" cstate="print">
                       <a:extLst>
                         <a:ext uri="{28A0092B-C50C-407E-A947-70E740481C1C}">
                           <a14:useLocalDpi xmlns:a14="http://schemas.microsoft.com/office/drawing/2010/main" val="0"/>
@@ -1777,7 +1984,7 @@
                     <pic:cNvPicPr/>
                   </pic:nvPicPr>
                   <pic:blipFill>
-                    <a:blip r:embed="rId23" cstate="print">
+                    <a:blip r:embed="rId24" cstate="print">
                       <a:extLst>
                         <a:ext uri="{28A0092B-C50C-407E-A947-70E740481C1C}">
                           <a14:useLocalDpi xmlns:a14="http://schemas.microsoft.com/office/drawing/2010/main" val="0"/>
@@ -1812,7 +2019,7 @@
     <w:p>
       <w:r>
         <w:lastRenderedPageBreak/>
-        <w:t xml:space="preserve">Clicking on an Activate radio button will display a count down until the radio will be available to SmartLink.</w:t>
+        <w:t>Clicking on an Activate radio button will display a count down until the radio will be available to SmartLink.</w:t>
       </w:r>
     </w:p>
     <w:p/>
@@ -1825,7 +2032,7 @@
           <w:noProof/>
         </w:rPr>
         <w:drawing>
-          <wp:inline distT="0" distB="0" distL="0" distR="0" wp14:anchorId="3C7C1AD1" wp14:editId="463F1839">
+          <wp:inline distT="0" distB="0" distL="0" distR="0" wp14:anchorId="3C7C1AD1" wp14:editId="3277EC11">
             <wp:extent cx="5200502" cy="3481447"/>
             <wp:effectExtent l="0" t="0" r="0" b="0"/>
             <wp:docPr id="1738766215" name="Picture 8"/>
@@ -1840,7 +2047,7 @@
                     <pic:cNvPicPr/>
                   </pic:nvPicPr>
                   <pic:blipFill>
-                    <a:blip r:embed="rId24" cstate="print">
+                    <a:blip r:embed="rId25" cstate="print">
                       <a:extLst>
                         <a:ext uri="{28A0092B-C50C-407E-A947-70E740481C1C}">
                           <a14:useLocalDpi xmlns:a14="http://schemas.microsoft.com/office/drawing/2010/main" val="0"/>
@@ -1875,7 +2082,7 @@
     <w:p>
       <w:r>
         <w:lastRenderedPageBreak/>
-        <w:t xml:space="preserve">Once you see the SmartLink is available close the browser or the tab and then bring up SmartSDR application.</w:t>
+        <w:t>Once you see the SmartLink is available close the browser or the tab and then bring up SmartSDR application.</w:t>
       </w:r>
     </w:p>
     <w:p>
@@ -1902,7 +2109,7 @@
                     <pic:cNvPicPr/>
                   </pic:nvPicPr>
                   <pic:blipFill>
-                    <a:blip r:embed="rId25" cstate="print">
+                    <a:blip r:embed="rId26" cstate="print">
                       <a:extLst>
                         <a:ext uri="{28A0092B-C50C-407E-A947-70E740481C1C}">
                           <a14:useLocalDpi xmlns:a14="http://schemas.microsoft.com/office/drawing/2010/main" val="0"/>
@@ -1964,7 +2171,7 @@
                     <pic:cNvPicPr/>
                   </pic:nvPicPr>
                   <pic:blipFill>
-                    <a:blip r:embed="rId26" cstate="print">
+                    <a:blip r:embed="rId27" cstate="print">
                       <a:extLst>
                         <a:ext uri="{28A0092B-C50C-407E-A947-70E740481C1C}">
                           <a14:useLocalDpi xmlns:a14="http://schemas.microsoft.com/office/drawing/2010/main" val="0"/>
@@ -2036,7 +2243,7 @@
                     <pic:cNvPicPr/>
                   </pic:nvPicPr>
                   <pic:blipFill>
-                    <a:blip r:embed="rId27" cstate="print">
+                    <a:blip r:embed="rId28" cstate="print">
                       <a:extLst>
                         <a:ext uri="{28A0092B-C50C-407E-A947-70E740481C1C}">
                           <a14:useLocalDpi xmlns:a14="http://schemas.microsoft.com/office/drawing/2010/main" val="0"/>
@@ -2108,7 +2315,7 @@
                     <pic:cNvPicPr/>
                   </pic:nvPicPr>
                   <pic:blipFill>
-                    <a:blip r:embed="rId28" cstate="print">
+                    <a:blip r:embed="rId29" cstate="print">
                       <a:extLst>
                         <a:ext uri="{28A0092B-C50C-407E-A947-70E740481C1C}">
                           <a14:useLocalDpi xmlns:a14="http://schemas.microsoft.com/office/drawing/2010/main" val="0"/>
@@ -2173,7 +2380,7 @@
                     <pic:cNvPicPr/>
                   </pic:nvPicPr>
                   <pic:blipFill>
-                    <a:blip r:embed="rId29" cstate="print">
+                    <a:blip r:embed="rId30" cstate="print">
                       <a:extLst>
                         <a:ext uri="{28A0092B-C50C-407E-A947-70E740481C1C}">
                           <a14:useLocalDpi xmlns:a14="http://schemas.microsoft.com/office/drawing/2010/main" val="0"/>
@@ -2201,9 +2408,9 @@
       </w:r>
     </w:p>
     <w:sectPr>
-      <w:footerReference w:type="even" r:id="rId30"/>
-      <w:footerReference w:type="default" r:id="rId31"/>
-      <w:footerReference w:type="first" r:id="rId32"/>
+      <w:footerReference w:type="even" r:id="rId31"/>
+      <w:footerReference w:type="default" r:id="rId32"/>
+      <w:footerReference w:type="first" r:id="rId33"/>
       <w:pgSz w:w="12240" w:h="15840"/>
       <w:pgMar w:top="1440" w:right="1440" w:bottom="1440" w:left="1440" w:header="720" w:footer="720" w:gutter="0"/>
       <w:pgNumType w:start="0"/>
@@ -2377,7 +2584,7 @@
       <w:rPr>
         <w:noProof/>
       </w:rPr>
-      <w:t>August 26, 2026</w:t>
+      <w:t>September 5, 2026</w:t>
     </w:r>
     <w:r>
       <w:fldChar w:fldCharType="end"/>
@@ -2414,7 +2621,7 @@
       <w:rPr>
         <w:noProof/>
       </w:rPr>
-      <w:t>August 26, 2026</w:t>
+      <w:t>September 5, 2026</w:t>
     </w:r>
     <w:r>
       <w:fldChar w:fldCharType="end"/>
